--- a/example_articles/states/Florida/1.states_Florida_New_York_Times.docx
+++ b/example_articles/states/Florida/1.states_Florida_New_York_Times.docx
@@ -27,17 +27,17 @@
     </w:p>
     <w:p>
       <w:r>
-        <w:t>Source File: NYT/43.DOCX</w:t>
+        <w:t>Source file: NYT/43.DOCX</w:t>
       </w:r>
     </w:p>
     <w:p>
       <w:r>
-        <w:t>Raw locations result: ['Florida']</w:t>
+        <w:t>Raw locations result, 'locations': ['Florida']</w:t>
       </w:r>
     </w:p>
     <w:p>
       <w:r>
-        <w:t>states_stand_flat (Standardized): Florida</w:t>
+        <w:t>Standardized locations result, 'states_stand_flat': Florida</w:t>
       </w:r>
     </w:p>
     <w:p>

--- a/example_articles/states/Florida/1.states_Florida_New_York_Times.docx
+++ b/example_articles/states/Florida/1.states_Florida_New_York_Times.docx
@@ -7,7 +7,7 @@
         <w:pStyle w:val="Heading1"/>
       </w:pPr>
       <w:r>
-        <w:t>A JAILBIRD'S SCHEME</w:t>
+        <w:t>BUSINESS DIARY/November 25-30</w:t>
       </w:r>
     </w:p>
     <w:p>
@@ -17,17 +17,17 @@
     </w:p>
     <w:p>
       <w:r>
-        <w:t>Date: 1990-01-21</w:t>
+        <w:t>Date: 1990-12-02</w:t>
       </w:r>
     </w:p>
     <w:p>
       <w:r>
-        <w:t>Section: Section 7; Page 18, Column 4; Book Review Desk; Review</w:t>
+        <w:t>Section: Section 3;; Section 3; Page 2; Column 3; Financial Desk; Column 3;; Summary</w:t>
       </w:r>
     </w:p>
     <w:p>
       <w:r>
-        <w:t>Source file: NYT/43.DOCX</w:t>
+        <w:t>Source file: NYT/52.DOCX</w:t>
       </w:r>
     </w:p>
     <w:p>
@@ -49,29 +49,145 @@
     </w:p>
     <w:p>
       <w:r>
-        <w:t>TRUST</w:t>
+        <w:t>THE ECONOMY</w:t>
         <w:br/>
-        <w:t>By George V. Higgins.</w:t>
+        <w:t xml:space="preserve"> </w:t>
         <w:br/>
-        <w:t>230 pp. New York:</w:t>
+        <w:t>Fed Sets the Record Straight on the Economy: It Is in Decline</w:t>
         <w:br/>
-        <w:t>Henry Holt &amp; Company. $18.95.</w:t>
+        <w:t xml:space="preserve"> </w:t>
         <w:br/>
-        <w:t>Although my husband, among others, has been touting George V. Higgins's books for years, I didn't get around to reading him, somehow, until now. This oversight may have been due to certain preconceptions I had about so-called ''crime/adventure'' novels. But after finishing ''Trust'' - with its tight little plot that unfurls like a bolt of satin, and its tone-perfect dialogue - I became an instant fan, eager to make up for missed opportunities. Like Georges Simenon, whose novels are equally difficult to categorize, Mr. Higgins has been prodigiously prolific, producing 20 books in about 18 years. Working backward (but hardly comprehensively), I've now also read ''Wonderful Years, Wonderful Years,'' ''Outlaws'' and ''The Friends of Eddie Coyle.'' Much of the action in these novels takes place in Boston and its environs, but the dominant characters are not Henry James's proper Bostonians. They come from the underside of New England life, and the ''trust'' of the current title is deeply ironic.</w:t>
+        <w:t>The nation's top inflation-fighter now has bigger worries. For the first time since he took office in 1987, Alan Greenspan, chairman of the Federal Reserve Board, has said that the economy is in decline. Addressing a House committee on Wednesday, he stopped just short of calling the downturn that began in October a recession. "It may get there," he said the next day, mindful that a recession technically requires two straight quarters of decline. He is not about to panic. "The world out there when you look at the hard data is not in as bad shape as it feels," he told Congress. And asked whether he would cut interest rates, he was strenuously noncommittal. But economists have little doubt that more generous Fed policies are in store. As William V. Sullivan Jr., director of money market research at Dean Witter Reynolds, put it, "When the man comes down from Mount Olympus and says we're in a meaningful downturn, that's significant. It clears up all doubt about where the Fed stands."</w:t>
         <w:br/>
-        <w:t>As the book opens, an ex-con named Earl Beale is on his way from Boston to a small town in Rhode Island to perform a service he knows nothing about for a man named Jimmy Battaglia (a k a Battles) he's never met. This is Earl's way of settling a debt to his brother, Don, who, it turns out, owes a favor to someone else. Earl explains to Battles, ''He called my brother because he trusts him, and my brother sent me down. So you trust him, he trusts my brother, my brother must trust me.''</w:t>
+        <w:t xml:space="preserve"> </w:t>
         <w:br/>
-        <w:t>But that's scarcely the case, as Don explains later to a friend. ''I know my brother pretty well. I'm sorry his life's in the sewer, and also his girl has to hook. But I still tell him no more'n I think's absolutely necessary. Earl's not trustworthy.'' Battles's wariness is less personal and far more encompassing. He tells Earl, ''I don't trust one son of a bitch under thirty, and that includes you, pal, and that includes him, too. And I don't trust no bastard over thirty, neither.''</w:t>
+        <w:t>An Economic Oxymoron</w:t>
         <w:br/>
-        <w:t>''Trust'' takes place in the 1960's, during the Vietnam War, which Earl has managed to avoid, first by being a college athlete (a basketball player who shaves points for minor compensation) and then by being in prison until he's past the draft age. But a sense of the war going on offstage pervades the novel, and like prison, Vietnam provides a plausible, terrible destination for some of its directionless characters.</w:t>
+        <w:t xml:space="preserve"> </w:t>
         <w:br/>
-        <w:t>Earl himself is the ultimate recidivist. Although he's beaten the draft and even had his served prison time erased from the books, he's hardly led a charmed life or, for that matter, an extensively examined one. He's constantly setting up criminal schemes without much concern for morality or consequences. Even his girlfriend, Penny, a call girl currently involved with Earl in a blackmail scam, questions his lack of common sense. ''What's the matter with you?'' she asks. ''You get dropped on your head, you're a kid? . . . Didn't you ever start to think: 'How did I get here?' '' If Earl isn't moved to think about it, the reader certainly is, and how Earl finally gets to where he must inevitably go is the substance of George V. Higgins's beautifully calculated short novel. There are some fine set pieces along the way: like Earl's brilliant sales pitch for a used car to two women who can't afford it. And Earl waiting out Penny's delayed return on Thanksgiving from a trip with her john, while the turkey thaws, then rots, in the kitchen sink.</w:t>
+        <w:t>Maybe they should call them the lagging indicators. The index of leading indicators released on Friday signaled a recession, after everyone had already agreed that the economy has turned down. A 1.2 percent decline for October and a slight adjustment to yield a negative reading for July mean the index has dropped four months in a row; the accepted recession signal is three. Economists, with a glance at their charts, are quick to point out that the index forecasted a recession after the 1987 stock market crash. None occurred. This time, the indicators are merely late.</w:t>
         <w:br/>
-        <w:t>Mr. Higgins, who has worked in criminal law, exercises admirable restraint; he neither moralizes by judging his corrupt characters nor becomes their apologist by explaining them. Instead he allows them, quite literally, to speak for themselves, to be hung by their own amorality, their petty schemes and misadventures. His reputation for impeccable dialogue is clearly deserved. On careful reading, one sees that it's largely done with skewed syntax and unusual punctuation. But that's like saying Thelonious Monk worked his jazz magic by a mere rearrangement of notes.</w:t>
+        <w:t xml:space="preserve"> </w:t>
         <w:br/>
-        <w:t>Mr. Higgins listens with a keen and selective ear to the way people speak, and his characters often reveal themselves in only a few words. A wistful, working-class customer on a used-car lot in ''Trust'' says, ''I'd like a radio and a heater - well, I'd like a lot of things, but I really do need those.'' In another scene Earl, whose life is an ongoing struggle to beat the system before it beats him, refuses to go to the movies with Penny. ''Nah,'' he says, ''for something that costs money, it's too much like TV.''</w:t>
+        <w:t>The G.N.P. and the Gulf</w:t>
         <w:br/>
-        <w:t>The general effect of Mr. Higgins's writing is dazzling, as if it's all really done with mirrors.</w:t>
+        <w:t xml:space="preserve"> </w:t>
+        <w:br/>
+        <w:t>The third-quarter figure for the gross national product suggests that the economy only reversed course after Iraq invaded Kuwait. The G.N.P. grew at a 1.7 percent rate in the third quarter, the Commerce Department reported last week, a tenth of a point lower than its earlier estimate. Mr. Greenspan said the decline began in October, mostly because of the crisis in the Middle East.</w:t>
+        <w:br/>
+        <w:t xml:space="preserve"> </w:t>
+        <w:br/>
+        <w:t>Freeing the Banks</w:t>
+        <w:br/>
+        <w:t xml:space="preserve"> </w:t>
+        <w:br/>
+        <w:t>Treasury Secretary Nicholas F. Brady proposed allowing banks and securities firms to merge and letting banks expand across state lines. Mr. Brady, with the President's backing, is preparing legislation to overhaul the banking system and repeal many of the restrictions in effect since the Depression. The regulatory structure "is outmoded, burdensome and inefficient," he said. "And its flaws are an unseen contributor to our financial institutions' current difficulties." He said he is worried about the financial industry's declining profits and its ability to counter rivals from abroad.</w:t>
+        <w:br/>
+        <w:t xml:space="preserve"> </w:t>
+        <w:br/>
+        <w:t>Credit Squeeze</w:t>
+        <w:br/>
+        <w:t xml:space="preserve"> </w:t>
+        <w:br/>
+        <w:t>Beware a December squeeze in short-term credit. When the bond market curiously weakened for a couple days after Mr. Greenspan said the economy was in decline, some economists said banks were choking off much of the credit they usually provide for trading securities. The banks want to look as sound as possible at year-end, Neal M. Soss, the First Boston chief economist, said. "If bankers in normal times like to window-dress their balance sheets," he said, "imagine what will happen after the turmoil of the last year."</w:t>
+        <w:br/>
+        <w:t xml:space="preserve"> </w:t>
+        <w:br/>
+        <w:t>In Brief</w:t>
+        <w:br/>
+        <w:t xml:space="preserve"> </w:t>
+        <w:br/>
+        <w:t>President Bush said on Friday that he might waive trade restrictions and send food to help the Soviet Union through the winter. Germany has taken the lead in shipping supplies.</w:t>
+        <w:br/>
+        <w:t>The Federal Deposit Insurance Corporation proposed allowing savings and loans to convert to state-chartered savings banks.</w:t>
+        <w:br/>
+        <w:t>For the Downwardly Mobile</w:t>
+        <w:br/>
+        <w:t xml:space="preserve"> </w:t>
+        <w:br/>
+        <w:t>A publication for the 1990's: Pauper, with the initial quarterly issue this spring to feature "articles about poor celebrities, bankrupt businesses, failed financial institutions, tips on frugal living, personal issues on the culture of poverty and, hopefully, lots of advertising aimed at the low end of the down-scale market." Richard Grayson, an unemployed Fort Lauderdale, Fla., computer teacher and the magazine's publisher, editor and staff, swears his plans are no joke. But his press release sounds suspiciously parodistic, saying that a Pauper 400 list will answer the lists of the super-rich in "wealth-oriented magazines." Mr. Grayson has his own woes. He said he was laid off in the Dade County schools' budget cuts, his unemployment insurance has run out and he supports himself with a temporary job teaching English. He doubts the publication -- "a kitchen-table job" -- will make him rich.</w:t>
+        <w:br/>
+        <w:t xml:space="preserve"> </w:t>
+        <w:br/>
+        <w:t xml:space="preserve"> </w:t>
+        <w:br/>
+        <w:t xml:space="preserve"> </w:t>
+        <w:br/>
+        <w:t>INTERNATIONAL</w:t>
+        <w:br/>
+        <w:t xml:space="preserve"> </w:t>
+        <w:br/>
+        <w:t>Ready to Talk</w:t>
+        <w:br/>
+        <w:t xml:space="preserve"> </w:t>
+        <w:br/>
+        <w:t>Having demonstrated his readiness to use tanks, troops, fighters, bombers and rockets to bludgeon Iraq, President Bush began talking about a deal. The United Nations Security Council voted Thursday to authorize an attack on Iraqi forces unless they leave Kuwait by Jan. 15. President Bush said the next day that he would welcome a visit by the Iraqi Foreign Minister, Tariq Aziz, and wanted to send Secretary of State James A. Baker 3d to Baghdad. Oil prices plunged $4.06 a barrel, to $28.85, on Friday; stock and bond markets soared so abruptly that some on Wall Street found the volatility alarming. As Stephen S. Roach, the senior economist at Morgan Stanley &amp; Company, said, "The economy is being driven more by fear than reality."</w:t>
+        <w:br/>
+        <w:t xml:space="preserve"> </w:t>
+        <w:br/>
+        <w:t>A More Pliable Britain</w:t>
+        <w:br/>
+        <w:t xml:space="preserve"> </w:t>
+        <w:br/>
+        <w:t>For John Major, breakfast at 10 Downing Street might be the next best thing to beans on toast with bacon at a south London cafe. The former Chancellor of the Exchequer won a Conservative Party election to succeed Margaret Thatcher as Prime Minister. He shares her working-class roots and free-market convictions. But he is a bit more likely than Mrs. Thatcher to think of his nation as part of Europe. At age 47, Mr. Major is the first major European leader too young to remember World War II. He, like Mrs. Thatcher, is no friend of a single European currency and central bank. But he is more willing to bend. Last month, he helped persuade her to have Britain join the European Monetary System, linking the pound's value to other currencies.</w:t>
+        <w:br/>
+        <w:t xml:space="preserve"> </w:t>
+        <w:br/>
+        <w:t>Japan's Real Estate Problems</w:t>
+        <w:br/>
+        <w:t xml:space="preserve"> </w:t>
+        <w:br/>
+        <w:t>Japan's corporate safety net has holes large enough for a major developer to fall through. The Kyowa Company, whichrode the crest of real estate speculation, filed the equivalent of a bankruptcy petition last week, a rare event in Japan's clubby corporate world. Hugh T. Patrick, director of the Center on Japanese Economy and Business at Columbia University, said Kyowa will be only the first. "There are some very speculative real estate ventures that are going to go bankrupt," he said. "Some big ones." Financial institutions are restricting credit and the central bank wants lower real estate prices, he said.</w:t>
+        <w:br/>
+        <w:t xml:space="preserve"> </w:t>
+        <w:br/>
+        <w:t xml:space="preserve"> </w:t>
+        <w:br/>
+        <w:t xml:space="preserve"> </w:t>
+        <w:br/>
+        <w:t>COMPANIES</w:t>
+        <w:br/>
+        <w:br/>
+        <w:t>G.M. Scales Back</w:t>
+        <w:br/>
+        <w:t xml:space="preserve"> </w:t>
+        <w:br/>
+        <w:t>The implosion of the General Motors Corporation continues. On Thursday, the company said it was cutting back fourth-quarter car and truck production in North America by 111,000, to 1,186,000, after its target had been trimmed by 181,000 earlier this year. The company cited a weakening economy due to the Persian Gulf crisis and consumers who are doing more brooding than buying. But since Robert C. Stempel became the company's president and then chairman earlier this year, he has been trying to keep G.M. from building more cars than the public will buy. The auto maker took a record $1.98 billion loss in the third quarter, reflecting the cost of shutting as many as nine plants. Analysts say another loss is all but certain in the current quarter. Captured within the world's largest company, it seems, is a much smaller company struggling to get out.</w:t>
+        <w:br/>
+        <w:t xml:space="preserve"> </w:t>
+        <w:br/>
+        <w:t>Eastern Gets a Raise</w:t>
+        <w:br/>
+        <w:t xml:space="preserve"> </w:t>
+        <w:br/>
+        <w:t>Eastern Airlines persuaded a bankruptcy judge on Tuesday that to play with the big boys in the industry it needed a larger allowance. Judge Burton R. Lifland allowed it to withdraw as much as $135 million from escrow to continue operating. Creditors howled, but an Eastern executive said the money was essential because nobody would buy tickets on an airline facing imminent liquidation.</w:t>
+        <w:br/>
+        <w:t xml:space="preserve"> </w:t>
+        <w:br/>
+        <w:t>Japan's Unrivaled Wealth</w:t>
+        <w:br/>
+        <w:t xml:space="preserve"> </w:t>
+        <w:br/>
+        <w:t>No wonder that the largest takeover in the United States this year reflects Japanese financial might. The Matsushita Electric Industrial Company's agreement on Monday to pay $6.13 billion in cash for MCA Inc. is also Japan's largest corporate acquisition in the United States. No American bidder emerged to challenge an offer worth about $69 a share, less than the $75 that an intermediary at first told MCA's chairman, Lew R. Wasserman, to expect. Many American companies are entering a likely recession with weak balance sheets, and corporate raiders can no longer raise money by spewing out high-yield bonds. As Felix Rohatyn, the investment banker, told the MCA board, only a handful of companies can write a $6 billion check.</w:t>
+        <w:br/>
+        <w:br/>
+        <w:t>Computer Censorship?</w:t>
+        <w:br/>
+        <w:t xml:space="preserve"> </w:t>
+        <w:br/>
+        <w:t>You can use the mail to complain about lousy postal service, and the phone to gripe about high phone bills. But don't try using the Prodigy Services Company's computerized shopping and information service to attack its fees. Prodigy pulled the plug on a dozen members who used the system to complain to advertisers and start a boycott of them to protest the service's plan for additional charges. Beginning Jan. 1, Prodigy will charge 25 cents for each message beyond 30 a month, in addition to the $12.95 monthly charge. The users whose accounts have been canceled say they are victims of electronic censorship. Prodigy has offered to reinstate them if they agree to quit assaulting advertisers with their computerized complaints.</w:t>
+        <w:br/>
+        <w:br/>
+        <w:t>Graphic</w:t>
+        <w:br/>
+        <w:br/>
+        <w:t xml:space="preserve"> </w:t>
+        <w:br/>
+        <w:t>Photos: Security Council sets a deadline; G.M.'s Chevrolet Lumina APV minivan (General Motors); Akio Tanii, Matsushita chief. (Associated Press)</w:t>
+        <w:br/>
+        <w:t xml:space="preserve"> </w:t>
+        <w:br/>
+        <w:t>Graphs: monthly percent change in the index of leading economic indicators, Oct. 1989-Oct. 1990 (Source: Commerce Dept.); quarterly change in real G.N.P. at seasonally adjusted rates, 2nd qtr. 1987-3rd qtr. 1990 (Source: Commerce Dept.)</w:t>
       </w:r>
     </w:p>
     <w:sectPr>

--- a/example_articles/states/Florida/1.states_Florida_New_York_Times.docx
+++ b/example_articles/states/Florida/1.states_Florida_New_York_Times.docx
@@ -7,7 +7,7 @@
         <w:pStyle w:val="Heading1"/>
       </w:pPr>
       <w:r>
-        <w:t>BUSINESS DIARY/November 25-30</w:t>
+        <w:t>'Voting Is My Healing': Inside a Push to Turn Out 100,000 Crime Survivors</w:t>
       </w:r>
     </w:p>
     <w:p>
@@ -17,17 +17,17 @@
     </w:p>
     <w:p>
       <w:r>
-        <w:t>Date: 1990-12-02</w:t>
+        <w:t>Date: 2020-09-04</w:t>
       </w:r>
     </w:p>
     <w:p>
       <w:r>
-        <w:t>Section: Section 3;; Section 3; Page 2; Column 3; Financial Desk; Column 3;; Summary</w:t>
+        <w:t>Section: US; politics</w:t>
       </w:r>
     </w:p>
     <w:p>
       <w:r>
-        <w:t>Source file: NYT/52.DOCX</w:t>
+        <w:t>Source file: NYT/11.DOCX</w:t>
       </w:r>
     </w:p>
     <w:p>
@@ -49,145 +49,53 @@
     </w:p>
     <w:p>
       <w:r>
-        <w:t>THE ECONOMY</w:t>
+        <w:t>For all that narratives about crime shape American politics, survivors are rarely at the center of the conversation, if they are heard at all. A campaign called #HealTheVote is trying to change that.</w:t>
         <w:br/>
-        <w:t xml:space="preserve"> </w:t>
+        <w:t>Eris Eady, a project organizer at the Alliance for Safety and Justice, began a Zoom call this week with a request to the hundreds of participants: Tell us why, or for whom, you are here.</w:t>
         <w:br/>
-        <w:t>Fed Sets the Record Straight on the Economy: It Is in Decline</w:t>
+        <w:t>The answers poured into the in-meeting chat. "For my son," who was fatally shot. "For survivors of mental and emotional abuse." "For myself." "For all our Black men and boys."</w:t>
         <w:br/>
-        <w:t xml:space="preserve"> </w:t>
+        <w:t>And then: "For those who don't think that voting makes a difference."</w:t>
         <w:br/>
-        <w:t>The nation's top inflation-fighter now has bigger worries. For the first time since he took office in 1987, Alan Greenspan, chairman of the Federal Reserve Board, has said that the economy is in decline. Addressing a House committee on Wednesday, he stopped just short of calling the downturn that began in October a recession. "It may get there," he said the next day, mindful that a recession technically requires two straight quarters of decline. He is not about to panic. "The world out there when you look at the hard data is not in as bad shape as it feels," he told Congress. And asked whether he would cut interest rates, he was strenuously noncommittal. But economists have little doubt that more generous Fed policies are in store. As William V. Sullivan Jr., director of money market research at Dean Witter Reynolds, put it, "When the man comes down from Mount Olympus and says we're in a meaningful downturn, that's significant. It clears up all doubt about where the Fed stands."</w:t>
+        <w:t>For all that narratives about crime shape American politics, crime survivors are rarely at the center of the conversation, if they are heard at all. Many express a sense that their voices and their needs don't matter at the polls, just as they didn't matter to the person who shot, assaulted or otherwise harmed them.</w:t>
         <w:br/>
-        <w:t xml:space="preserve"> </w:t>
+        <w:t>Hence the Zoom call, which served as the introductory event for a new campaign called #HealTheVote that aims to turn out 100,000 crime survivors for the coming election.</w:t>
         <w:br/>
-        <w:t>An Economic Oxymoron</w:t>
+        <w:t>The Alliance for Safety and Justice, an advocacy group that supports crime prevention and rehabilitation programs instead of mass incarceration, will announce the initiative on Friday.</w:t>
         <w:br/>
-        <w:t xml:space="preserve"> </w:t>
+        <w:t>Its premise is that crime survivors are, like women or working-class voters or people with disabilities, a constituency with distinct needs that elected officials should be pushed to address — and also that engaging in the political process can help survivors themselves.</w:t>
         <w:br/>
-        <w:t>Maybe they should call them the lagging indicators. The index of leading indicators released on Friday signaled a recession, after everyone had already agreed that the economy has turned down. A 1.2 percent decline for October and a slight adjustment to yield a negative reading for July mean the index has dropped four months in a row; the accepted recession signal is three. Economists, with a glance at their charts, are quick to point out that the index forecasted a recession after the 1987 stock market crash. None occurred. This time, the indicators are merely late.</w:t>
+        <w:t>The campaign is nonpartisan, and it includes both Democrats and Republicans who promote a shift away from the 1990s-era "tough on crime" approach that led to mass incarceration of people of color.</w:t>
         <w:br/>
-        <w:t xml:space="preserve"> </w:t>
+        <w:t>Officials in both parties have supported that shift in the past few years, through initiatives including the First Step Act. But there is a stark contrast between #HealTheVote's platform and the "law and order" messaging that President Trump and his allies — including a few speakers who lost loved ones to violence — promoted at the Republican convention last week.</w:t>
         <w:br/>
-        <w:t>The G.N.P. and the Gulf</w:t>
+        <w:t>Among #HealTheVote organizers, "I believe what unites us is our vision for shared safety — this value that no one is disposable, despite their worst offense," said LaDonna Butler, a sexual-assault survivor and mental health counselor who founded the Well for Life, a healing center in St. Petersburg, Fla.</w:t>
         <w:br/>
-        <w:t xml:space="preserve"> </w:t>
+        <w:t>Jearlyn Dennie, a pastor in Palm Coast, Fla., who is a survivor of sexual assault and domestic violence and leads the Flagler County Republican Executive Committee, said she was disturbed by the lack of educational and antirecidivism resources for former prisoners in many parts of the country, and by the fact that the police often arrest people experiencing mental health crises.</w:t>
         <w:br/>
-        <w:t>The third-quarter figure for the gross national product suggests that the economy only reversed course after Iraq invaded Kuwait. The G.N.P. grew at a 1.7 percent rate in the third quarter, the Commerce Department reported last week, a tenth of a point lower than its earlier estimate. Mr. Greenspan said the decline began in October, mostly because of the crisis in the Middle East.</w:t>
+        <w:t>"I would rather see a person get some type of services so they're not recommitting the same crime versus have them incarcerated repeatedly," she said.</w:t>
         <w:br/>
-        <w:t xml:space="preserve"> </w:t>
+        <w:t>The campaign arose from more than 40,000 phone calls that Alliance for Safety and Justice organizers made to members early in the coronavirus pandemic.</w:t>
         <w:br/>
-        <w:t>Freeing the Banks</w:t>
+        <w:t>In addition to relaying specific needs — like access to telehealth services and resources for people quarantined with domestic abusers — members repeatedly "expressed frustration and concern with the disconnect from the electoral process and what was happening in their communities," said Robert Rooks, one of the group's founders, who lost several childhood friends to violent crime.</w:t>
         <w:br/>
-        <w:t xml:space="preserve"> </w:t>
+        <w:t>Between now and the election, members of the campaign will train local organizers and make tens of thousands of phone calls to ensure that crime survivors know where and how to vote, said Aswad Thomas, managing director of the alliance's Crime Survivors for Safety and Justice program, who was shot in 2009.</w:t>
         <w:br/>
-        <w:t>Treasury Secretary Nicholas F. Brady proposed allowing banks and securities firms to merge and letting banks expand across state lines. Mr. Brady, with the President's backing, is preparing legislation to overhaul the banking system and repeal many of the restrictions in effect since the Depression. The regulatory structure "is outmoded, burdensome and inefficient," he said. "And its flaws are an unseen contributor to our financial institutions' current difficulties." He said he is worried about the financial industry's declining profits and its ability to counter rivals from abroad.</w:t>
+        <w:t>Organizers are also putting a heavy emphasis on survivors' telling their stories publicly. An online tool distributed during the launch event lets participants record a brief video clip describing their experience, and puts the video in a shareable format marked with the name of the #HealTheVote campaign.</w:t>
         <w:br/>
-        <w:t xml:space="preserve"> </w:t>
+        <w:t>"The current moment is where we can inject our voice, our ideas, our stories to carve a pathway for everyone to listen to and adhere to as we plan what the future of the justice system should look like," Mr. Rooks said. "What everyone is now asking is how can we do criminal justice differently, and survivors have answers."</w:t>
         <w:br/>
-        <w:t>Credit Squeeze</w:t>
+        <w:t>Some celebrities, including the rapper and singer T-Pain, will promote the effort, as will athletes like the former N.F.L. player Stedman Bailey, who retired after being shot in 2015.</w:t>
         <w:br/>
-        <w:t xml:space="preserve"> </w:t>
+        <w:t>Mr. Bailey and Katelyn Ohashi, a former gymnast who has spoken out about the abusive culture she experienced, are working to mobilize survivors in the sports world, where violence can be common. ("As you know, I am friends with a lot of crime survivors," Ms. Ohashi said, a reference to the more than 160 women sexually assaulted by the former U.S.A. Gymnastics doctor Lawrence Nassar.)</w:t>
         <w:br/>
-        <w:t>Beware a December squeeze in short-term credit. When the bond market curiously weakened for a couple days after Mr. Greenspan said the economy was in decline, some economists said banks were choking off much of the credit they usually provide for trading securities. The banks want to look as sound as possible at year-end, Neal M. Soss, the First Boston chief economist, said. "If bankers in normal times like to window-dress their balance sheets," he said, "imagine what will happen after the turmoil of the last year."</w:t>
+        <w:t>"The reality is over 60 million Americans have been victims of crime in the last 10 years alone, and so we're all affected or close to survivors whose voices have gone unheard and overlooked," Ms. Ohashi said. "It's the very act of voting that makes it clear crime survivors can't be ignored."</w:t>
         <w:br/>
-        <w:t xml:space="preserve"> </w:t>
+        <w:t>Survivors said repeatedly, both during the launch event and in interviews afterward, that they considered voting a way not only to influence policy, but to combat the sense of powerlessness and violation they felt after being attacked.</w:t>
         <w:br/>
-        <w:t>In Brief</w:t>
+        <w:t>"Voting is my healing action," Dr. Butler said. "It allows me to feel like I can make change in my own life as well as the lives of others, and that has not always been true for me as a survivor."</w:t>
         <w:br/>
-        <w:t xml:space="preserve"> </w:t>
-        <w:br/>
-        <w:t>President Bush said on Friday that he might waive trade restrictions and send food to help the Soviet Union through the winter. Germany has taken the lead in shipping supplies.</w:t>
-        <w:br/>
-        <w:t>The Federal Deposit Insurance Corporation proposed allowing savings and loans to convert to state-chartered savings banks.</w:t>
-        <w:br/>
-        <w:t>For the Downwardly Mobile</w:t>
-        <w:br/>
-        <w:t xml:space="preserve"> </w:t>
-        <w:br/>
-        <w:t>A publication for the 1990's: Pauper, with the initial quarterly issue this spring to feature "articles about poor celebrities, bankrupt businesses, failed financial institutions, tips on frugal living, personal issues on the culture of poverty and, hopefully, lots of advertising aimed at the low end of the down-scale market." Richard Grayson, an unemployed Fort Lauderdale, Fla., computer teacher and the magazine's publisher, editor and staff, swears his plans are no joke. But his press release sounds suspiciously parodistic, saying that a Pauper 400 list will answer the lists of the super-rich in "wealth-oriented magazines." Mr. Grayson has his own woes. He said he was laid off in the Dade County schools' budget cuts, his unemployment insurance has run out and he supports himself with a temporary job teaching English. He doubts the publication -- "a kitchen-table job" -- will make him rich.</w:t>
-        <w:br/>
-        <w:t xml:space="preserve"> </w:t>
-        <w:br/>
-        <w:t xml:space="preserve"> </w:t>
-        <w:br/>
-        <w:t xml:space="preserve"> </w:t>
-        <w:br/>
-        <w:t>INTERNATIONAL</w:t>
-        <w:br/>
-        <w:t xml:space="preserve"> </w:t>
-        <w:br/>
-        <w:t>Ready to Talk</w:t>
-        <w:br/>
-        <w:t xml:space="preserve"> </w:t>
-        <w:br/>
-        <w:t>Having demonstrated his readiness to use tanks, troops, fighters, bombers and rockets to bludgeon Iraq, President Bush began talking about a deal. The United Nations Security Council voted Thursday to authorize an attack on Iraqi forces unless they leave Kuwait by Jan. 15. President Bush said the next day that he would welcome a visit by the Iraqi Foreign Minister, Tariq Aziz, and wanted to send Secretary of State James A. Baker 3d to Baghdad. Oil prices plunged $4.06 a barrel, to $28.85, on Friday; stock and bond markets soared so abruptly that some on Wall Street found the volatility alarming. As Stephen S. Roach, the senior economist at Morgan Stanley &amp; Company, said, "The economy is being driven more by fear than reality."</w:t>
-        <w:br/>
-        <w:t xml:space="preserve"> </w:t>
-        <w:br/>
-        <w:t>A More Pliable Britain</w:t>
-        <w:br/>
-        <w:t xml:space="preserve"> </w:t>
-        <w:br/>
-        <w:t>For John Major, breakfast at 10 Downing Street might be the next best thing to beans on toast with bacon at a south London cafe. The former Chancellor of the Exchequer won a Conservative Party election to succeed Margaret Thatcher as Prime Minister. He shares her working-class roots and free-market convictions. But he is a bit more likely than Mrs. Thatcher to think of his nation as part of Europe. At age 47, Mr. Major is the first major European leader too young to remember World War II. He, like Mrs. Thatcher, is no friend of a single European currency and central bank. But he is more willing to bend. Last month, he helped persuade her to have Britain join the European Monetary System, linking the pound's value to other currencies.</w:t>
-        <w:br/>
-        <w:t xml:space="preserve"> </w:t>
-        <w:br/>
-        <w:t>Japan's Real Estate Problems</w:t>
-        <w:br/>
-        <w:t xml:space="preserve"> </w:t>
-        <w:br/>
-        <w:t>Japan's corporate safety net has holes large enough for a major developer to fall through. The Kyowa Company, whichrode the crest of real estate speculation, filed the equivalent of a bankruptcy petition last week, a rare event in Japan's clubby corporate world. Hugh T. Patrick, director of the Center on Japanese Economy and Business at Columbia University, said Kyowa will be only the first. "There are some very speculative real estate ventures that are going to go bankrupt," he said. "Some big ones." Financial institutions are restricting credit and the central bank wants lower real estate prices, he said.</w:t>
-        <w:br/>
-        <w:t xml:space="preserve"> </w:t>
-        <w:br/>
-        <w:t xml:space="preserve"> </w:t>
-        <w:br/>
-        <w:t xml:space="preserve"> </w:t>
-        <w:br/>
-        <w:t>COMPANIES</w:t>
-        <w:br/>
-        <w:br/>
-        <w:t>G.M. Scales Back</w:t>
-        <w:br/>
-        <w:t xml:space="preserve"> </w:t>
-        <w:br/>
-        <w:t>The implosion of the General Motors Corporation continues. On Thursday, the company said it was cutting back fourth-quarter car and truck production in North America by 111,000, to 1,186,000, after its target had been trimmed by 181,000 earlier this year. The company cited a weakening economy due to the Persian Gulf crisis and consumers who are doing more brooding than buying. But since Robert C. Stempel became the company's president and then chairman earlier this year, he has been trying to keep G.M. from building more cars than the public will buy. The auto maker took a record $1.98 billion loss in the third quarter, reflecting the cost of shutting as many as nine plants. Analysts say another loss is all but certain in the current quarter. Captured within the world's largest company, it seems, is a much smaller company struggling to get out.</w:t>
-        <w:br/>
-        <w:t xml:space="preserve"> </w:t>
-        <w:br/>
-        <w:t>Eastern Gets a Raise</w:t>
-        <w:br/>
-        <w:t xml:space="preserve"> </w:t>
-        <w:br/>
-        <w:t>Eastern Airlines persuaded a bankruptcy judge on Tuesday that to play with the big boys in the industry it needed a larger allowance. Judge Burton R. Lifland allowed it to withdraw as much as $135 million from escrow to continue operating. Creditors howled, but an Eastern executive said the money was essential because nobody would buy tickets on an airline facing imminent liquidation.</w:t>
-        <w:br/>
-        <w:t xml:space="preserve"> </w:t>
-        <w:br/>
-        <w:t>Japan's Unrivaled Wealth</w:t>
-        <w:br/>
-        <w:t xml:space="preserve"> </w:t>
-        <w:br/>
-        <w:t>No wonder that the largest takeover in the United States this year reflects Japanese financial might. The Matsushita Electric Industrial Company's agreement on Monday to pay $6.13 billion in cash for MCA Inc. is also Japan's largest corporate acquisition in the United States. No American bidder emerged to challenge an offer worth about $69 a share, less than the $75 that an intermediary at first told MCA's chairman, Lew R. Wasserman, to expect. Many American companies are entering a likely recession with weak balance sheets, and corporate raiders can no longer raise money by spewing out high-yield bonds. As Felix Rohatyn, the investment banker, told the MCA board, only a handful of companies can write a $6 billion check.</w:t>
-        <w:br/>
-        <w:br/>
-        <w:t>Computer Censorship?</w:t>
-        <w:br/>
-        <w:t xml:space="preserve"> </w:t>
-        <w:br/>
-        <w:t>You can use the mail to complain about lousy postal service, and the phone to gripe about high phone bills. But don't try using the Prodigy Services Company's computerized shopping and information service to attack its fees. Prodigy pulled the plug on a dozen members who used the system to complain to advertisers and start a boycott of them to protest the service's plan for additional charges. Beginning Jan. 1, Prodigy will charge 25 cents for each message beyond 30 a month, in addition to the $12.95 monthly charge. The users whose accounts have been canceled say they are victims of electronic censorship. Prodigy has offered to reinstate them if they agree to quit assaulting advertisers with their computerized complaints.</w:t>
-        <w:br/>
-        <w:br/>
-        <w:t>Graphic</w:t>
-        <w:br/>
-        <w:br/>
-        <w:t xml:space="preserve"> </w:t>
-        <w:br/>
-        <w:t>Photos: Security Council sets a deadline; G.M.'s Chevrolet Lumina APV minivan (General Motors); Akio Tanii, Matsushita chief. (Associated Press)</w:t>
-        <w:br/>
-        <w:t xml:space="preserve"> </w:t>
-        <w:br/>
-        <w:t>Graphs: monthly percent change in the index of leading economic indicators, Oct. 1989-Oct. 1990 (Source: Commerce Dept.); quarterly change in real G.N.P. at seasonally adjusted rates, 2nd qtr. 1987-3rd qtr. 1990 (Source: Commerce Dept.)</w:t>
+        <w:t>PHOTO: Robert Rooks, a founder of the Alliance for Safety and Justice, a group that supports crime prevention and rehabilitation. (PHOTOGRAPH BY RACHEL MURRAY/GETTY IMAGES FOR MAKERS)</w:t>
       </w:r>
     </w:p>
     <w:sectPr>
